--- a/markdown.docx
+++ b/markdown.docx
@@ -10,6 +10,7 @@
           <w:sz w:val="27"/>
           <w:szCs w:val="27"/>
           <w:shd w:val="clear" w:color="auto" w:fill="FFFFFF"/>
+          <w:lang w:val="en-US"/>
         </w:rPr>
       </w:pPr>
       <w:r>
@@ -32,28 +33,29 @@
         </w:rPr>
         <w:t>А</w:t>
       </w:r>
-      <w:proofErr w:type="spellStart"/>
-      <w:r>
-        <w:rPr>
-          <w:rFonts w:ascii="Roboto Fallback" w:hAnsi="Roboto Fallback"/>
-          <w:color w:val="233853"/>
-          <w:sz w:val="27"/>
-          <w:szCs w:val="27"/>
-          <w:shd w:val="clear" w:color="auto" w:fill="FFFFFF"/>
-        </w:rPr>
-        <w:t>вторизация</w:t>
-      </w:r>
-      <w:proofErr w:type="spellEnd"/>
-      <w:r>
-        <w:rPr>
-          <w:rFonts w:ascii="Roboto Fallback" w:hAnsi="Roboto Fallback"/>
-          <w:color w:val="233853"/>
-          <w:sz w:val="27"/>
-          <w:szCs w:val="27"/>
-          <w:shd w:val="clear" w:color="auto" w:fill="FFFFFF"/>
-        </w:rPr>
-        <w:t xml:space="preserve"> </w:t>
-      </w:r>
+      <w:r>
+        <w:rPr>
+          <w:rFonts w:ascii="Roboto Fallback" w:hAnsi="Roboto Fallback"/>
+          <w:color w:val="233853"/>
+          <w:sz w:val="27"/>
+          <w:szCs w:val="27"/>
+          <w:shd w:val="clear" w:color="auto" w:fill="FFFFFF"/>
+        </w:rPr>
+        <w:t xml:space="preserve">вторизация </w:t>
+      </w:r>
+      <w:r>
+        <w:rPr>
+          <w:rFonts w:ascii="Roboto Fallback" w:hAnsi="Roboto Fallback"/>
+          <w:color w:val="233853"/>
+          <w:sz w:val="27"/>
+          <w:szCs w:val="27"/>
+          <w:shd w:val="clear" w:color="auto" w:fill="FFFFFF"/>
+          <w:lang w:val="en-US"/>
+        </w:rPr>
+        <w:t>3131</w:t>
+      </w:r>
+      <w:bookmarkStart w:id="0" w:name="_GoBack"/>
+      <w:bookmarkEnd w:id="0"/>
     </w:p>
     <w:p>
       <w:pPr>
@@ -73,17 +75,7 @@
           <w:szCs w:val="27"/>
           <w:shd w:val="clear" w:color="auto" w:fill="FFFFFF"/>
         </w:rPr>
-        <w:t>-</w:t>
-      </w:r>
-      <w:r>
-        <w:rPr>
-          <w:rFonts w:ascii="Roboto Fallback" w:hAnsi="Roboto Fallback"/>
-          <w:color w:val="233853"/>
-          <w:sz w:val="27"/>
-          <w:szCs w:val="27"/>
-          <w:shd w:val="clear" w:color="auto" w:fill="FFFFFF"/>
-        </w:rPr>
-        <w:t xml:space="preserve"> Клиент открывает приложение или сайт. Вводит свои учетные данные (логин и пароль) или авторизуется через социальные сети. Если клиент новый, он может пройти регистрацию.</w:t>
+        <w:t>- Клиент открывает приложение или сайт. Вводит свои учетные данные (логин и пароль) или авторизуется через социальные сети. Если клиент новый, он может пройти регистрацию.</w:t>
       </w:r>
     </w:p>
     <w:p>
@@ -104,17 +96,7 @@
           <w:szCs w:val="27"/>
           <w:shd w:val="clear" w:color="auto" w:fill="FFFFFF"/>
         </w:rPr>
-        <w:t xml:space="preserve"> ##</w:t>
-      </w:r>
-      <w:r>
-        <w:rPr>
-          <w:rFonts w:ascii="Roboto Fallback" w:hAnsi="Roboto Fallback"/>
-          <w:color w:val="233853"/>
-          <w:sz w:val="27"/>
-          <w:szCs w:val="27"/>
-          <w:shd w:val="clear" w:color="auto" w:fill="FFFFFF"/>
-        </w:rPr>
-        <w:t xml:space="preserve"> Сохранение товара в корзину</w:t>
+        <w:t xml:space="preserve"> ## Сохранение товара в корзину</w:t>
       </w:r>
     </w:p>
     <w:p>
@@ -166,17 +148,7 @@
           <w:szCs w:val="27"/>
           <w:shd w:val="clear" w:color="auto" w:fill="FFFFFF"/>
         </w:rPr>
-        <w:t>###</w:t>
-      </w:r>
-      <w:r>
-        <w:rPr>
-          <w:rFonts w:ascii="Roboto Fallback" w:hAnsi="Roboto Fallback"/>
-          <w:color w:val="233853"/>
-          <w:sz w:val="27"/>
-          <w:szCs w:val="27"/>
-          <w:shd w:val="clear" w:color="auto" w:fill="FFFFFF"/>
-        </w:rPr>
-        <w:t xml:space="preserve"> Оформление заказа</w:t>
+        <w:t>### Оформление заказа</w:t>
       </w:r>
     </w:p>
     <w:p>
@@ -279,19 +251,7 @@
           <w:szCs w:val="27"/>
           <w:shd w:val="clear" w:color="auto" w:fill="FFFFFF"/>
         </w:rPr>
-        <w:t xml:space="preserve">Менеджер получает уведомление о новом заказе. Проверяет наличие всех указанных в заказе блюд. Если все блюда есть в наличии, менеджер </w:t>
-      </w:r>
-      <w:bookmarkStart w:id="0" w:name="_GoBack"/>
-      <w:bookmarkEnd w:id="0"/>
-      <w:r>
-        <w:rPr>
-          <w:rFonts w:ascii="Roboto Fallback" w:hAnsi="Roboto Fallback"/>
-          <w:color w:val="233853"/>
-          <w:sz w:val="27"/>
-          <w:szCs w:val="27"/>
-          <w:shd w:val="clear" w:color="auto" w:fill="FFFFFF"/>
-        </w:rPr>
-        <w:t>подтверждает заказ для дальнейшей обработки. Действия клиента</w:t>
+        <w:t>Менеджер получает уведомление о новом заказе. Проверяет наличие всех указанных в заказе блюд. Если все блюда есть в наличии, менеджер подтверждает заказ для дальнейшей обработки. Действия клиента</w:t>
       </w:r>
     </w:p>
     <w:p>
@@ -312,17 +272,7 @@
           <w:szCs w:val="27"/>
           <w:shd w:val="clear" w:color="auto" w:fill="FFFFFF"/>
         </w:rPr>
-        <w:t xml:space="preserve"> #####</w:t>
-      </w:r>
-      <w:r>
-        <w:rPr>
-          <w:rFonts w:ascii="Roboto Fallback" w:hAnsi="Roboto Fallback"/>
-          <w:color w:val="233853"/>
-          <w:sz w:val="27"/>
-          <w:szCs w:val="27"/>
-          <w:shd w:val="clear" w:color="auto" w:fill="FFFFFF"/>
-        </w:rPr>
-        <w:t xml:space="preserve"> Выбор способа оплаты</w:t>
+        <w:t xml:space="preserve"> ##### Выбор способа оплаты</w:t>
       </w:r>
     </w:p>
     <w:p>
@@ -374,17 +324,7 @@
           <w:szCs w:val="27"/>
           <w:shd w:val="clear" w:color="auto" w:fill="FFFFFF"/>
         </w:rPr>
-        <w:t>######</w:t>
-      </w:r>
-      <w:r>
-        <w:rPr>
-          <w:rFonts w:ascii="Roboto Fallback" w:hAnsi="Roboto Fallback"/>
-          <w:color w:val="233853"/>
-          <w:sz w:val="27"/>
-          <w:szCs w:val="27"/>
-          <w:shd w:val="clear" w:color="auto" w:fill="FFFFFF"/>
-        </w:rPr>
-        <w:t xml:space="preserve"> Отслеживание статуса заказа</w:t>
+        <w:t>###### Отслеживание статуса заказа</w:t>
       </w:r>
     </w:p>
     <w:p>

--- a/markdown.docx
+++ b/markdown.docx
@@ -41,18 +41,7 @@
           <w:szCs w:val="27"/>
           <w:shd w:val="clear" w:color="auto" w:fill="FFFFFF"/>
         </w:rPr>
-        <w:t xml:space="preserve">вторизация </w:t>
-      </w:r>
-      <w:r>
-        <w:rPr>
-          <w:rFonts w:ascii="Roboto Fallback" w:hAnsi="Roboto Fallback"/>
-          <w:color w:val="233853"/>
-          <w:sz w:val="27"/>
-          <w:szCs w:val="27"/>
-          <w:shd w:val="clear" w:color="auto" w:fill="FFFFFF"/>
-          <w:lang w:val="en-US"/>
-        </w:rPr>
-        <w:t>3131</w:t>
+        <w:t>вторизация</w:t>
       </w:r>
       <w:bookmarkStart w:id="0" w:name="_GoBack"/>
       <w:bookmarkEnd w:id="0"/>

--- a/markdown.docx
+++ b/markdown.docx
@@ -10,7 +10,6 @@
           <w:sz w:val="27"/>
           <w:szCs w:val="27"/>
           <w:shd w:val="clear" w:color="auto" w:fill="FFFFFF"/>
-          <w:lang w:val="en-US"/>
         </w:rPr>
       </w:pPr>
       <w:r>
@@ -41,18 +40,7 @@
           <w:szCs w:val="27"/>
           <w:shd w:val="clear" w:color="auto" w:fill="FFFFFF"/>
         </w:rPr>
-        <w:t xml:space="preserve">вторизация </w:t>
-      </w:r>
-      <w:r>
-        <w:rPr>
-          <w:rFonts w:ascii="Roboto Fallback" w:hAnsi="Roboto Fallback"/>
-          <w:color w:val="233853"/>
-          <w:sz w:val="27"/>
-          <w:szCs w:val="27"/>
-          <w:shd w:val="clear" w:color="auto" w:fill="FFFFFF"/>
-          <w:lang w:val="en-US"/>
-        </w:rPr>
-        <w:t>111</w:t>
+        <w:t>вторизация</w:t>
       </w:r>
       <w:bookmarkStart w:id="0" w:name="_GoBack"/>
       <w:bookmarkEnd w:id="0"/>
